--- a/docs/developpement/phases/word/PHASE_69_EXPORTS_DE_LADDITION_LUS_SEULS_ANNULER_UN_IMPORT_DE_CAISSE_CONNECTEE.docx
+++ b/docs/developpement/phases/word/PHASE_69_EXPORTS_DE_LADDITION_LUS_SEULS_ANNULER_UN_IMPORT_DE_CAISSE_CONNECTEE.docx
@@ -20,7 +20,7 @@
       <w:r>
         <w:t xml:space="preserve">FlaiX Expert · dossier de développement · généré le 2026-10-19 depuis le dépôt </w:t>
       </w:r>
-      <w:hyperlink w:history="1" r:id="rIdcotsm18limvadxbguq8lw">
+      <w:hyperlink w:history="1" r:id="rIddructvuuv8hx4j55l2r6c">
         <w:r>
           <w:rPr>
             <w:rStyle w:val="Hyperlink"/>
@@ -646,7 +646,7 @@
           <w:numId w:val="2"/>
         </w:numPr>
       </w:pPr>
-      <w:hyperlink w:history="1" r:id="rIdtvbxdg5bxsavy0xp1covk">
+      <w:hyperlink w:history="1" r:id="rIdlfalsra7z1ca_hplfqej6">
         <w:r>
           <w:rPr>
             <w:rStyle w:val="Hyperlink"/>
@@ -694,7 +694,7 @@
       <w:r>
         <w:t xml:space="preserve"> — créé — </w:t>
       </w:r>
-      <w:hyperlink w:history="1" r:id="rIdjvcgmluqkz2punck_dkg1">
+      <w:hyperlink w:history="1" r:id="rId8yboastu4pybax9ct6aof">
         <w:r>
           <w:rPr>
             <w:rStyle w:val="Hyperlink"/>
@@ -731,7 +731,7 @@
       <w:r>
         <w:t xml:space="preserve"> — créé — </w:t>
       </w:r>
-      <w:hyperlink w:history="1" r:id="rIdjbhyn4nf-y5wuiosa4r8n">
+      <w:hyperlink w:history="1" r:id="rIdxowpy59s5pt9zlicudugv">
         <w:r>
           <w:rPr>
             <w:rStyle w:val="Hyperlink"/>
@@ -760,7 +760,7 @@
       <w:r>
         <w:t xml:space="preserve"> — modifié — </w:t>
       </w:r>
-      <w:hyperlink w:history="1" r:id="rId3nzxhjsdirs4i9cjhlia8">
+      <w:hyperlink w:history="1" r:id="rIdrmfk7aruhjts24gfh2t_h">
         <w:r>
           <w:rPr>
             <w:rStyle w:val="Hyperlink"/>
@@ -797,7 +797,7 @@
       <w:r>
         <w:t xml:space="preserve"> — modifié — </w:t>
       </w:r>
-      <w:hyperlink w:history="1" r:id="rId6arewhvon1rww82w4lu71">
+      <w:hyperlink w:history="1" r:id="rIdcm5n4vfm348xqlpunc8ql">
         <w:r>
           <w:rPr>
             <w:rStyle w:val="Hyperlink"/>
@@ -826,7 +826,7 @@
       <w:r>
         <w:t xml:space="preserve"> — modifié — </w:t>
       </w:r>
-      <w:hyperlink w:history="1" r:id="rIdqglijcy6wteb2qjdvg4l4">
+      <w:hyperlink w:history="1" r:id="rIdkn116x2tfdvle-tdgef84">
         <w:r>
           <w:rPr>
             <w:rStyle w:val="Hyperlink"/>
@@ -863,7 +863,7 @@
       <w:r>
         <w:t xml:space="preserve"> — modifié — </w:t>
       </w:r>
-      <w:hyperlink w:history="1" r:id="rId9vs4z7wok7apby3yrb54q">
+      <w:hyperlink w:history="1" r:id="rIdzpvm03awaqxfywksmcijo">
         <w:r>
           <w:rPr>
             <w:rStyle w:val="Hyperlink"/>
@@ -892,7 +892,7 @@
       <w:r>
         <w:t xml:space="preserve"> — modifié — </w:t>
       </w:r>
-      <w:hyperlink w:history="1" r:id="rIdo7c7luta0nt3qgrhbkhgy">
+      <w:hyperlink w:history="1" r:id="rIdxlexdotjc8qstydraa9xr">
         <w:r>
           <w:rPr>
             <w:rStyle w:val="Hyperlink"/>
@@ -929,7 +929,7 @@
       <w:r>
         <w:t xml:space="preserve"> — modifié — </w:t>
       </w:r>
-      <w:hyperlink w:history="1" r:id="rIdh-ufy2pgrcaigy14_i3zg">
+      <w:hyperlink w:history="1" r:id="rIdowriu1vx3jv03vugeifa3">
         <w:r>
           <w:rPr>
             <w:rStyle w:val="Hyperlink"/>
@@ -958,7 +958,7 @@
       <w:r>
         <w:t xml:space="preserve"> — modifié — </w:t>
       </w:r>
-      <w:hyperlink w:history="1" r:id="rIdcoeq1u-8hp0oia0tgxs2i">
+      <w:hyperlink w:history="1" r:id="rIdub336ehffjful2rl7vgat">
         <w:r>
           <w:rPr>
             <w:rStyle w:val="Hyperlink"/>
@@ -987,7 +987,7 @@
       <w:r>
         <w:t xml:space="preserve"> — modifié — </w:t>
       </w:r>
-      <w:hyperlink w:history="1" r:id="rIdt8ijgf9_fb-tyfsniqwmq">
+      <w:hyperlink w:history="1" r:id="rIdqtrtcxqjm4vf9bh7ol9xe">
         <w:r>
           <w:rPr>
             <w:rStyle w:val="Hyperlink"/>
@@ -1016,7 +1016,7 @@
       <w:r>
         <w:t xml:space="preserve"> — modifié — </w:t>
       </w:r>
-      <w:hyperlink w:history="1" r:id="rIdfncw69setuevog0oenbk5">
+      <w:hyperlink w:history="1" r:id="rIdawhhtwclgnif5na3vvyin">
         <w:r>
           <w:rPr>
             <w:rStyle w:val="Hyperlink"/>

--- a/docs/developpement/phases/word/PHASE_69_EXPORTS_DE_LADDITION_LUS_SEULS_ANNULER_UN_IMPORT_DE_CAISSE_CONNECTEE.docx
+++ b/docs/developpement/phases/word/PHASE_69_EXPORTS_DE_LADDITION_LUS_SEULS_ANNULER_UN_IMPORT_DE_CAISSE_CONNECTEE.docx
@@ -18,9 +18,9 @@
         <w:shd w:fill="F6F3FF" w:color="auto" w:val="clear"/>
       </w:pPr>
       <w:r>
-        <w:t xml:space="preserve">FlaiX Expert · dossier de développement · généré le 2026-10-19 depuis le dépôt </w:t>
-      </w:r>
-      <w:hyperlink w:history="1" r:id="rIddructvuuv8hx4j55l2r6c">
+        <w:t xml:space="preserve">FlaiX Expert · dossier de développement · généré le 2026-10-21 depuis le dépôt </w:t>
+      </w:r>
+      <w:hyperlink w:history="1" r:id="rIdedcrzt2ob83kgkk_6cvgf">
         <w:r>
           <w:rPr>
             <w:rStyle w:val="Hyperlink"/>
@@ -646,7 +646,7 @@
           <w:numId w:val="2"/>
         </w:numPr>
       </w:pPr>
-      <w:hyperlink w:history="1" r:id="rIdlfalsra7z1ca_hplfqej6">
+      <w:hyperlink w:history="1" r:id="rIdgksmrmjlwxbvbuviqe1cm">
         <w:r>
           <w:rPr>
             <w:rStyle w:val="Hyperlink"/>
@@ -694,7 +694,7 @@
       <w:r>
         <w:t xml:space="preserve"> — créé — </w:t>
       </w:r>
-      <w:hyperlink w:history="1" r:id="rId8yboastu4pybax9ct6aof">
+      <w:hyperlink w:history="1" r:id="rId-balti5hpcqmouaeyz_cy">
         <w:r>
           <w:rPr>
             <w:rStyle w:val="Hyperlink"/>
@@ -731,7 +731,7 @@
       <w:r>
         <w:t xml:space="preserve"> — créé — </w:t>
       </w:r>
-      <w:hyperlink w:history="1" r:id="rIdxowpy59s5pt9zlicudugv">
+      <w:hyperlink w:history="1" r:id="rIdn-hmwajqindk05639-cmb">
         <w:r>
           <w:rPr>
             <w:rStyle w:val="Hyperlink"/>
@@ -760,7 +760,7 @@
       <w:r>
         <w:t xml:space="preserve"> — modifié — </w:t>
       </w:r>
-      <w:hyperlink w:history="1" r:id="rIdrmfk7aruhjts24gfh2t_h">
+      <w:hyperlink w:history="1" r:id="rId5k29uyi4ugio-r_pikdps">
         <w:r>
           <w:rPr>
             <w:rStyle w:val="Hyperlink"/>
@@ -797,7 +797,7 @@
       <w:r>
         <w:t xml:space="preserve"> — modifié — </w:t>
       </w:r>
-      <w:hyperlink w:history="1" r:id="rIdcm5n4vfm348xqlpunc8ql">
+      <w:hyperlink w:history="1" r:id="rIdu30stoiuz5_vy0cibm2_m">
         <w:r>
           <w:rPr>
             <w:rStyle w:val="Hyperlink"/>
@@ -826,7 +826,7 @@
       <w:r>
         <w:t xml:space="preserve"> — modifié — </w:t>
       </w:r>
-      <w:hyperlink w:history="1" r:id="rIdkn116x2tfdvle-tdgef84">
+      <w:hyperlink w:history="1" r:id="rId667a96spjdp6iwd3gyddc">
         <w:r>
           <w:rPr>
             <w:rStyle w:val="Hyperlink"/>
@@ -863,7 +863,7 @@
       <w:r>
         <w:t xml:space="preserve"> — modifié — </w:t>
       </w:r>
-      <w:hyperlink w:history="1" r:id="rIdzpvm03awaqxfywksmcijo">
+      <w:hyperlink w:history="1" r:id="rId3enwnofzcgvobvtildwz2">
         <w:r>
           <w:rPr>
             <w:rStyle w:val="Hyperlink"/>
@@ -892,7 +892,7 @@
       <w:r>
         <w:t xml:space="preserve"> — modifié — </w:t>
       </w:r>
-      <w:hyperlink w:history="1" r:id="rIdxlexdotjc8qstydraa9xr">
+      <w:hyperlink w:history="1" r:id="rIdsoa7f8ubrbw1bgzmq9a9o">
         <w:r>
           <w:rPr>
             <w:rStyle w:val="Hyperlink"/>
@@ -929,7 +929,7 @@
       <w:r>
         <w:t xml:space="preserve"> — modifié — </w:t>
       </w:r>
-      <w:hyperlink w:history="1" r:id="rIdowriu1vx3jv03vugeifa3">
+      <w:hyperlink w:history="1" r:id="rIduud4k9kxjcxjuhq71qq2f">
         <w:r>
           <w:rPr>
             <w:rStyle w:val="Hyperlink"/>
@@ -958,7 +958,7 @@
       <w:r>
         <w:t xml:space="preserve"> — modifié — </w:t>
       </w:r>
-      <w:hyperlink w:history="1" r:id="rIdub336ehffjful2rl7vgat">
+      <w:hyperlink w:history="1" r:id="rIdi3ccsoqaogbnccdwzamz8">
         <w:r>
           <w:rPr>
             <w:rStyle w:val="Hyperlink"/>
@@ -987,7 +987,7 @@
       <w:r>
         <w:t xml:space="preserve"> — modifié — </w:t>
       </w:r>
-      <w:hyperlink w:history="1" r:id="rIdqtrtcxqjm4vf9bh7ol9xe">
+      <w:hyperlink w:history="1" r:id="rIdq0i6o7ze17dci5itwxee2">
         <w:r>
           <w:rPr>
             <w:rStyle w:val="Hyperlink"/>
@@ -1016,7 +1016,7 @@
       <w:r>
         <w:t xml:space="preserve"> — modifié — </w:t>
       </w:r>
-      <w:hyperlink w:history="1" r:id="rIdawhhtwclgnif5na3vvyin">
+      <w:hyperlink w:history="1" r:id="rIdsrhaurhkopcw_jvmr86q_">
         <w:r>
           <w:rPr>
             <w:rStyle w:val="Hyperlink"/>

--- a/docs/developpement/phases/word/PHASE_69_EXPORTS_DE_LADDITION_LUS_SEULS_ANNULER_UN_IMPORT_DE_CAISSE_CONNECTEE.docx
+++ b/docs/developpement/phases/word/PHASE_69_EXPORTS_DE_LADDITION_LUS_SEULS_ANNULER_UN_IMPORT_DE_CAISSE_CONNECTEE.docx
@@ -20,7 +20,7 @@
       <w:r>
         <w:t xml:space="preserve">FlaiX Expert · dossier de développement · généré le 2026-10-21 depuis le dépôt </w:t>
       </w:r>
-      <w:hyperlink w:history="1" r:id="rIdedcrzt2ob83kgkk_6cvgf">
+      <w:hyperlink w:history="1" r:id="rId7jei0p5aevpzwc4mvfvcj">
         <w:r>
           <w:rPr>
             <w:rStyle w:val="Hyperlink"/>
@@ -646,7 +646,7 @@
           <w:numId w:val="2"/>
         </w:numPr>
       </w:pPr>
-      <w:hyperlink w:history="1" r:id="rIdgksmrmjlwxbvbuviqe1cm">
+      <w:hyperlink w:history="1" r:id="rIdz0h8d9j3y7vg5ztauolu0">
         <w:r>
           <w:rPr>
             <w:rStyle w:val="Hyperlink"/>
@@ -694,7 +694,7 @@
       <w:r>
         <w:t xml:space="preserve"> — créé — </w:t>
       </w:r>
-      <w:hyperlink w:history="1" r:id="rId-balti5hpcqmouaeyz_cy">
+      <w:hyperlink w:history="1" r:id="rIdalfmkzzol37io-oyo3fjg">
         <w:r>
           <w:rPr>
             <w:rStyle w:val="Hyperlink"/>
@@ -731,7 +731,7 @@
       <w:r>
         <w:t xml:space="preserve"> — créé — </w:t>
       </w:r>
-      <w:hyperlink w:history="1" r:id="rIdn-hmwajqindk05639-cmb">
+      <w:hyperlink w:history="1" r:id="rIdginf4-ksud1olrlavp0yb">
         <w:r>
           <w:rPr>
             <w:rStyle w:val="Hyperlink"/>
@@ -760,7 +760,7 @@
       <w:r>
         <w:t xml:space="preserve"> — modifié — </w:t>
       </w:r>
-      <w:hyperlink w:history="1" r:id="rId5k29uyi4ugio-r_pikdps">
+      <w:hyperlink w:history="1" r:id="rIdyh7kqbzfxmpcwelpdogft">
         <w:r>
           <w:rPr>
             <w:rStyle w:val="Hyperlink"/>
@@ -797,7 +797,7 @@
       <w:r>
         <w:t xml:space="preserve"> — modifié — </w:t>
       </w:r>
-      <w:hyperlink w:history="1" r:id="rIdu30stoiuz5_vy0cibm2_m">
+      <w:hyperlink w:history="1" r:id="rIdpovasuk8ngb5szyoul379">
         <w:r>
           <w:rPr>
             <w:rStyle w:val="Hyperlink"/>
@@ -826,7 +826,7 @@
       <w:r>
         <w:t xml:space="preserve"> — modifié — </w:t>
       </w:r>
-      <w:hyperlink w:history="1" r:id="rId667a96spjdp6iwd3gyddc">
+      <w:hyperlink w:history="1" r:id="rIdia--rxve75fgih55gfl5n">
         <w:r>
           <w:rPr>
             <w:rStyle w:val="Hyperlink"/>
@@ -863,7 +863,7 @@
       <w:r>
         <w:t xml:space="preserve"> — modifié — </w:t>
       </w:r>
-      <w:hyperlink w:history="1" r:id="rId3enwnofzcgvobvtildwz2">
+      <w:hyperlink w:history="1" r:id="rIda1ztpuc1ejnxwf_ber9l3">
         <w:r>
           <w:rPr>
             <w:rStyle w:val="Hyperlink"/>
@@ -892,7 +892,7 @@
       <w:r>
         <w:t xml:space="preserve"> — modifié — </w:t>
       </w:r>
-      <w:hyperlink w:history="1" r:id="rIdsoa7f8ubrbw1bgzmq9a9o">
+      <w:hyperlink w:history="1" r:id="rIdai8et1lx6ccfcpxs4bal9">
         <w:r>
           <w:rPr>
             <w:rStyle w:val="Hyperlink"/>
@@ -929,7 +929,7 @@
       <w:r>
         <w:t xml:space="preserve"> — modifié — </w:t>
       </w:r>
-      <w:hyperlink w:history="1" r:id="rIduud4k9kxjcxjuhq71qq2f">
+      <w:hyperlink w:history="1" r:id="rIdzffhmltq7ltjkpsaw8mys">
         <w:r>
           <w:rPr>
             <w:rStyle w:val="Hyperlink"/>
@@ -958,7 +958,7 @@
       <w:r>
         <w:t xml:space="preserve"> — modifié — </w:t>
       </w:r>
-      <w:hyperlink w:history="1" r:id="rIdi3ccsoqaogbnccdwzamz8">
+      <w:hyperlink w:history="1" r:id="rIdnf9v1sq_j6dj0ewu8wjf8">
         <w:r>
           <w:rPr>
             <w:rStyle w:val="Hyperlink"/>
@@ -987,7 +987,7 @@
       <w:r>
         <w:t xml:space="preserve"> — modifié — </w:t>
       </w:r>
-      <w:hyperlink w:history="1" r:id="rIdq0i6o7ze17dci5itwxee2">
+      <w:hyperlink w:history="1" r:id="rIdqpcefsg4o0jnewkfnd-yv">
         <w:r>
           <w:rPr>
             <w:rStyle w:val="Hyperlink"/>
@@ -1016,7 +1016,7 @@
       <w:r>
         <w:t xml:space="preserve"> — modifié — </w:t>
       </w:r>
-      <w:hyperlink w:history="1" r:id="rIdsrhaurhkopcw_jvmr86q_">
+      <w:hyperlink w:history="1" r:id="rId1x3mfvnvjtl84guzz2vql">
         <w:r>
           <w:rPr>
             <w:rStyle w:val="Hyperlink"/>

--- a/docs/developpement/phases/word/PHASE_69_EXPORTS_DE_LADDITION_LUS_SEULS_ANNULER_UN_IMPORT_DE_CAISSE_CONNECTEE.docx
+++ b/docs/developpement/phases/word/PHASE_69_EXPORTS_DE_LADDITION_LUS_SEULS_ANNULER_UN_IMPORT_DE_CAISSE_CONNECTEE.docx
@@ -18,9 +18,9 @@
         <w:shd w:fill="F6F3FF" w:color="auto" w:val="clear"/>
       </w:pPr>
       <w:r>
-        <w:t xml:space="preserve">FlaiX Expert · dossier de développement · généré le 2026-10-21 depuis le dépôt </w:t>
-      </w:r>
-      <w:hyperlink w:history="1" r:id="rId7jei0p5aevpzwc4mvfvcj">
+        <w:t xml:space="preserve">FlaiX Expert · dossier de développement · généré le 2026-10-23 depuis le dépôt </w:t>
+      </w:r>
+      <w:hyperlink w:history="1" r:id="rIdj-3rlnc4eszizuzreyltp">
         <w:r>
           <w:rPr>
             <w:rStyle w:val="Hyperlink"/>
@@ -646,7 +646,7 @@
           <w:numId w:val="2"/>
         </w:numPr>
       </w:pPr>
-      <w:hyperlink w:history="1" r:id="rIdz0h8d9j3y7vg5ztauolu0">
+      <w:hyperlink w:history="1" r:id="rIdsiyeipn86ohuqmiqpq71x">
         <w:r>
           <w:rPr>
             <w:rStyle w:val="Hyperlink"/>
@@ -694,7 +694,7 @@
       <w:r>
         <w:t xml:space="preserve"> — créé — </w:t>
       </w:r>
-      <w:hyperlink w:history="1" r:id="rIdalfmkzzol37io-oyo3fjg">
+      <w:hyperlink w:history="1" r:id="rIdjwb0u8pkgbsb55ss1p2pn">
         <w:r>
           <w:rPr>
             <w:rStyle w:val="Hyperlink"/>
@@ -731,7 +731,7 @@
       <w:r>
         <w:t xml:space="preserve"> — créé — </w:t>
       </w:r>
-      <w:hyperlink w:history="1" r:id="rIdginf4-ksud1olrlavp0yb">
+      <w:hyperlink w:history="1" r:id="rIdlvqclmnpcwlewct9nrwg7">
         <w:r>
           <w:rPr>
             <w:rStyle w:val="Hyperlink"/>
@@ -760,7 +760,7 @@
       <w:r>
         <w:t xml:space="preserve"> — modifié — </w:t>
       </w:r>
-      <w:hyperlink w:history="1" r:id="rIdyh7kqbzfxmpcwelpdogft">
+      <w:hyperlink w:history="1" r:id="rIdxzdzvxamekjah68loc5fz">
         <w:r>
           <w:rPr>
             <w:rStyle w:val="Hyperlink"/>
@@ -797,7 +797,7 @@
       <w:r>
         <w:t xml:space="preserve"> — modifié — </w:t>
       </w:r>
-      <w:hyperlink w:history="1" r:id="rIdpovasuk8ngb5szyoul379">
+      <w:hyperlink w:history="1" r:id="rId3dhoikvo8zs5vfez3ufor">
         <w:r>
           <w:rPr>
             <w:rStyle w:val="Hyperlink"/>
@@ -826,7 +826,7 @@
       <w:r>
         <w:t xml:space="preserve"> — modifié — </w:t>
       </w:r>
-      <w:hyperlink w:history="1" r:id="rIdia--rxve75fgih55gfl5n">
+      <w:hyperlink w:history="1" r:id="rId7vijdc0jjum72wvgqoyrb">
         <w:r>
           <w:rPr>
             <w:rStyle w:val="Hyperlink"/>
@@ -863,7 +863,7 @@
       <w:r>
         <w:t xml:space="preserve"> — modifié — </w:t>
       </w:r>
-      <w:hyperlink w:history="1" r:id="rIda1ztpuc1ejnxwf_ber9l3">
+      <w:hyperlink w:history="1" r:id="rIdil2h0z4r2ietjh1b_sjgd">
         <w:r>
           <w:rPr>
             <w:rStyle w:val="Hyperlink"/>
@@ -892,7 +892,7 @@
       <w:r>
         <w:t xml:space="preserve"> — modifié — </w:t>
       </w:r>
-      <w:hyperlink w:history="1" r:id="rIdai8et1lx6ccfcpxs4bal9">
+      <w:hyperlink w:history="1" r:id="rIdlel7i7zmlymo7t_ufqld8">
         <w:r>
           <w:rPr>
             <w:rStyle w:val="Hyperlink"/>
@@ -929,7 +929,7 @@
       <w:r>
         <w:t xml:space="preserve"> — modifié — </w:t>
       </w:r>
-      <w:hyperlink w:history="1" r:id="rIdzffhmltq7ltjkpsaw8mys">
+      <w:hyperlink w:history="1" r:id="rIdwthdhvi-sp9yxxksaskcc">
         <w:r>
           <w:rPr>
             <w:rStyle w:val="Hyperlink"/>
@@ -958,7 +958,7 @@
       <w:r>
         <w:t xml:space="preserve"> — modifié — </w:t>
       </w:r>
-      <w:hyperlink w:history="1" r:id="rIdnf9v1sq_j6dj0ewu8wjf8">
+      <w:hyperlink w:history="1" r:id="rIdqlfdwm6sicypk9fxwai3e">
         <w:r>
           <w:rPr>
             <w:rStyle w:val="Hyperlink"/>
@@ -987,7 +987,7 @@
       <w:r>
         <w:t xml:space="preserve"> — modifié — </w:t>
       </w:r>
-      <w:hyperlink w:history="1" r:id="rIdqpcefsg4o0jnewkfnd-yv">
+      <w:hyperlink w:history="1" r:id="rIdipbvhdjm8y3t99ol8d8mz">
         <w:r>
           <w:rPr>
             <w:rStyle w:val="Hyperlink"/>
@@ -1016,7 +1016,7 @@
       <w:r>
         <w:t xml:space="preserve"> — modifié — </w:t>
       </w:r>
-      <w:hyperlink w:history="1" r:id="rId1x3mfvnvjtl84guzz2vql">
+      <w:hyperlink w:history="1" r:id="rIdsz4141-kof_gut-gv43ab">
         <w:r>
           <w:rPr>
             <w:rStyle w:val="Hyperlink"/>

--- a/docs/developpement/phases/word/PHASE_69_EXPORTS_DE_LADDITION_LUS_SEULS_ANNULER_UN_IMPORT_DE_CAISSE_CONNECTEE.docx
+++ b/docs/developpement/phases/word/PHASE_69_EXPORTS_DE_LADDITION_LUS_SEULS_ANNULER_UN_IMPORT_DE_CAISSE_CONNECTEE.docx
@@ -18,9 +18,9 @@
         <w:shd w:fill="F6F3FF" w:color="auto" w:val="clear"/>
       </w:pPr>
       <w:r>
-        <w:t xml:space="preserve">FlaiX Expert · dossier de développement · généré le 2026-10-23 depuis le dépôt </w:t>
-      </w:r>
-      <w:hyperlink w:history="1" r:id="rIdj-3rlnc4eszizuzreyltp">
+        <w:t xml:space="preserve">FlaiX Expert · dossier de développement · généré le 2026-10-24 depuis le dépôt </w:t>
+      </w:r>
+      <w:hyperlink w:history="1" r:id="rIddkjosz-c5rnl8drajfxan">
         <w:r>
           <w:rPr>
             <w:rStyle w:val="Hyperlink"/>
@@ -646,7 +646,7 @@
           <w:numId w:val="2"/>
         </w:numPr>
       </w:pPr>
-      <w:hyperlink w:history="1" r:id="rIdsiyeipn86ohuqmiqpq71x">
+      <w:hyperlink w:history="1" r:id="rIdcpe8hdrcbq76wnoqrjrsu">
         <w:r>
           <w:rPr>
             <w:rStyle w:val="Hyperlink"/>
@@ -694,7 +694,7 @@
       <w:r>
         <w:t xml:space="preserve"> — créé — </w:t>
       </w:r>
-      <w:hyperlink w:history="1" r:id="rIdjwb0u8pkgbsb55ss1p2pn">
+      <w:hyperlink w:history="1" r:id="rIdxogqhiusiaszpgcgonunp">
         <w:r>
           <w:rPr>
             <w:rStyle w:val="Hyperlink"/>
@@ -731,7 +731,7 @@
       <w:r>
         <w:t xml:space="preserve"> — créé — </w:t>
       </w:r>
-      <w:hyperlink w:history="1" r:id="rIdlvqclmnpcwlewct9nrwg7">
+      <w:hyperlink w:history="1" r:id="rIdozgg0cbskstlr21gvqvjz">
         <w:r>
           <w:rPr>
             <w:rStyle w:val="Hyperlink"/>
@@ -760,7 +760,7 @@
       <w:r>
         <w:t xml:space="preserve"> — modifié — </w:t>
       </w:r>
-      <w:hyperlink w:history="1" r:id="rIdxzdzvxamekjah68loc5fz">
+      <w:hyperlink w:history="1" r:id="rIde5jlymop-cyrq-hxcqoja">
         <w:r>
           <w:rPr>
             <w:rStyle w:val="Hyperlink"/>
@@ -797,7 +797,7 @@
       <w:r>
         <w:t xml:space="preserve"> — modifié — </w:t>
       </w:r>
-      <w:hyperlink w:history="1" r:id="rId3dhoikvo8zs5vfez3ufor">
+      <w:hyperlink w:history="1" r:id="rId8sgscwz6vnqzwevmlrng3">
         <w:r>
           <w:rPr>
             <w:rStyle w:val="Hyperlink"/>
@@ -826,7 +826,7 @@
       <w:r>
         <w:t xml:space="preserve"> — modifié — </w:t>
       </w:r>
-      <w:hyperlink w:history="1" r:id="rId7vijdc0jjum72wvgqoyrb">
+      <w:hyperlink w:history="1" r:id="rIdwqtahggdcxicicniya4sw">
         <w:r>
           <w:rPr>
             <w:rStyle w:val="Hyperlink"/>
@@ -863,7 +863,7 @@
       <w:r>
         <w:t xml:space="preserve"> — modifié — </w:t>
       </w:r>
-      <w:hyperlink w:history="1" r:id="rIdil2h0z4r2ietjh1b_sjgd">
+      <w:hyperlink w:history="1" r:id="rIdyt5iufjiun1cudbv9_t1l">
         <w:r>
           <w:rPr>
             <w:rStyle w:val="Hyperlink"/>
@@ -892,7 +892,7 @@
       <w:r>
         <w:t xml:space="preserve"> — modifié — </w:t>
       </w:r>
-      <w:hyperlink w:history="1" r:id="rIdlel7i7zmlymo7t_ufqld8">
+      <w:hyperlink w:history="1" r:id="rIddmciridy9sihvpudb_ocz">
         <w:r>
           <w:rPr>
             <w:rStyle w:val="Hyperlink"/>
@@ -929,7 +929,7 @@
       <w:r>
         <w:t xml:space="preserve"> — modifié — </w:t>
       </w:r>
-      <w:hyperlink w:history="1" r:id="rIdwthdhvi-sp9yxxksaskcc">
+      <w:hyperlink w:history="1" r:id="rIdsklivr_apc3nfnjufa7ab">
         <w:r>
           <w:rPr>
             <w:rStyle w:val="Hyperlink"/>
@@ -958,7 +958,7 @@
       <w:r>
         <w:t xml:space="preserve"> — modifié — </w:t>
       </w:r>
-      <w:hyperlink w:history="1" r:id="rIdqlfdwm6sicypk9fxwai3e">
+      <w:hyperlink w:history="1" r:id="rIdobftt5xbfnaehlqag5xjx">
         <w:r>
           <w:rPr>
             <w:rStyle w:val="Hyperlink"/>
@@ -987,7 +987,7 @@
       <w:r>
         <w:t xml:space="preserve"> — modifié — </w:t>
       </w:r>
-      <w:hyperlink w:history="1" r:id="rIdipbvhdjm8y3t99ol8d8mz">
+      <w:hyperlink w:history="1" r:id="rIdwdimaqzbu3ajvv6l7nalb">
         <w:r>
           <w:rPr>
             <w:rStyle w:val="Hyperlink"/>
@@ -1016,7 +1016,7 @@
       <w:r>
         <w:t xml:space="preserve"> — modifié — </w:t>
       </w:r>
-      <w:hyperlink w:history="1" r:id="rIdsz4141-kof_gut-gv43ab">
+      <w:hyperlink w:history="1" r:id="rIdroxqpnwx66q9ibmang9h5">
         <w:r>
           <w:rPr>
             <w:rStyle w:val="Hyperlink"/>

--- a/docs/developpement/phases/word/PHASE_69_EXPORTS_DE_LADDITION_LUS_SEULS_ANNULER_UN_IMPORT_DE_CAISSE_CONNECTEE.docx
+++ b/docs/developpement/phases/word/PHASE_69_EXPORTS_DE_LADDITION_LUS_SEULS_ANNULER_UN_IMPORT_DE_CAISSE_CONNECTEE.docx
@@ -18,9 +18,9 @@
         <w:shd w:fill="F6F3FF" w:color="auto" w:val="clear"/>
       </w:pPr>
       <w:r>
-        <w:t xml:space="preserve">FlaiX Expert · dossier de développement · généré le 2026-10-24 depuis le dépôt </w:t>
-      </w:r>
-      <w:hyperlink w:history="1" r:id="rIddkjosz-c5rnl8drajfxan">
+        <w:t xml:space="preserve">FlaiX Expert · dossier de développement · généré le 2026-10-25 depuis le dépôt </w:t>
+      </w:r>
+      <w:hyperlink w:history="1" r:id="rIdh3ngn2owqva_s3gqquysy">
         <w:r>
           <w:rPr>
             <w:rStyle w:val="Hyperlink"/>
@@ -646,7 +646,7 @@
           <w:numId w:val="2"/>
         </w:numPr>
       </w:pPr>
-      <w:hyperlink w:history="1" r:id="rIdcpe8hdrcbq76wnoqrjrsu">
+      <w:hyperlink w:history="1" r:id="rIdflqrtgfy6kate4guwqhre">
         <w:r>
           <w:rPr>
             <w:rStyle w:val="Hyperlink"/>
@@ -694,7 +694,7 @@
       <w:r>
         <w:t xml:space="preserve"> — créé — </w:t>
       </w:r>
-      <w:hyperlink w:history="1" r:id="rIdxogqhiusiaszpgcgonunp">
+      <w:hyperlink w:history="1" r:id="rIdupysvcpoqx1ouqhjct4ah">
         <w:r>
           <w:rPr>
             <w:rStyle w:val="Hyperlink"/>
@@ -731,7 +731,7 @@
       <w:r>
         <w:t xml:space="preserve"> — créé — </w:t>
       </w:r>
-      <w:hyperlink w:history="1" r:id="rIdozgg0cbskstlr21gvqvjz">
+      <w:hyperlink w:history="1" r:id="rIdzdprnpzpfmiol3utjw5tf">
         <w:r>
           <w:rPr>
             <w:rStyle w:val="Hyperlink"/>
@@ -760,7 +760,7 @@
       <w:r>
         <w:t xml:space="preserve"> — modifié — </w:t>
       </w:r>
-      <w:hyperlink w:history="1" r:id="rIde5jlymop-cyrq-hxcqoja">
+      <w:hyperlink w:history="1" r:id="rId6pwdaahbaltwk7u-m6vau">
         <w:r>
           <w:rPr>
             <w:rStyle w:val="Hyperlink"/>
@@ -797,7 +797,7 @@
       <w:r>
         <w:t xml:space="preserve"> — modifié — </w:t>
       </w:r>
-      <w:hyperlink w:history="1" r:id="rId8sgscwz6vnqzwevmlrng3">
+      <w:hyperlink w:history="1" r:id="rIdygqvkzi8g_z3wz-ny3qxz">
         <w:r>
           <w:rPr>
             <w:rStyle w:val="Hyperlink"/>
@@ -826,7 +826,7 @@
       <w:r>
         <w:t xml:space="preserve"> — modifié — </w:t>
       </w:r>
-      <w:hyperlink w:history="1" r:id="rIdwqtahggdcxicicniya4sw">
+      <w:hyperlink w:history="1" r:id="rIdap-ynhqrtdy1wtf8nh0et">
         <w:r>
           <w:rPr>
             <w:rStyle w:val="Hyperlink"/>
@@ -863,7 +863,7 @@
       <w:r>
         <w:t xml:space="preserve"> — modifié — </w:t>
       </w:r>
-      <w:hyperlink w:history="1" r:id="rIdyt5iufjiun1cudbv9_t1l">
+      <w:hyperlink w:history="1" r:id="rIdniarhw4hx8x51pmcdmjkk">
         <w:r>
           <w:rPr>
             <w:rStyle w:val="Hyperlink"/>
@@ -892,7 +892,7 @@
       <w:r>
         <w:t xml:space="preserve"> — modifié — </w:t>
       </w:r>
-      <w:hyperlink w:history="1" r:id="rIddmciridy9sihvpudb_ocz">
+      <w:hyperlink w:history="1" r:id="rIdokcjl9qimhxaw9s3g1d-j">
         <w:r>
           <w:rPr>
             <w:rStyle w:val="Hyperlink"/>
@@ -929,7 +929,7 @@
       <w:r>
         <w:t xml:space="preserve"> — modifié — </w:t>
       </w:r>
-      <w:hyperlink w:history="1" r:id="rIdsklivr_apc3nfnjufa7ab">
+      <w:hyperlink w:history="1" r:id="rIdryp66kf3cymv4n4dyzlja">
         <w:r>
           <w:rPr>
             <w:rStyle w:val="Hyperlink"/>
@@ -958,7 +958,7 @@
       <w:r>
         <w:t xml:space="preserve"> — modifié — </w:t>
       </w:r>
-      <w:hyperlink w:history="1" r:id="rIdobftt5xbfnaehlqag5xjx">
+      <w:hyperlink w:history="1" r:id="rIdui-8st8govyyipzh23l5r">
         <w:r>
           <w:rPr>
             <w:rStyle w:val="Hyperlink"/>
@@ -987,7 +987,7 @@
       <w:r>
         <w:t xml:space="preserve"> — modifié — </w:t>
       </w:r>
-      <w:hyperlink w:history="1" r:id="rIdwdimaqzbu3ajvv6l7nalb">
+      <w:hyperlink w:history="1" r:id="rIduov-5k-vo3rnsdatwlil-">
         <w:r>
           <w:rPr>
             <w:rStyle w:val="Hyperlink"/>
@@ -1016,7 +1016,7 @@
       <w:r>
         <w:t xml:space="preserve"> — modifié — </w:t>
       </w:r>
-      <w:hyperlink w:history="1" r:id="rIdroxqpnwx66q9ibmang9h5">
+      <w:hyperlink w:history="1" r:id="rIdcoizhv8qnb-nqzt-2drk8">
         <w:r>
           <w:rPr>
             <w:rStyle w:val="Hyperlink"/>

--- a/docs/developpement/phases/word/PHASE_69_EXPORTS_DE_LADDITION_LUS_SEULS_ANNULER_UN_IMPORT_DE_CAISSE_CONNECTEE.docx
+++ b/docs/developpement/phases/word/PHASE_69_EXPORTS_DE_LADDITION_LUS_SEULS_ANNULER_UN_IMPORT_DE_CAISSE_CONNECTEE.docx
@@ -20,7 +20,7 @@
       <w:r>
         <w:t xml:space="preserve">FlaiX Expert · dossier de développement · généré le 2026-10-25 depuis le dépôt </w:t>
       </w:r>
-      <w:hyperlink w:history="1" r:id="rIdh3ngn2owqva_s3gqquysy">
+      <w:hyperlink w:history="1" r:id="rIdzng5u4oipgwrgcjwhqn3l">
         <w:r>
           <w:rPr>
             <w:rStyle w:val="Hyperlink"/>
@@ -646,7 +646,7 @@
           <w:numId w:val="2"/>
         </w:numPr>
       </w:pPr>
-      <w:hyperlink w:history="1" r:id="rIdflqrtgfy6kate4guwqhre">
+      <w:hyperlink w:history="1" r:id="rIddhucbqmio4qpaksqsrknh">
         <w:r>
           <w:rPr>
             <w:rStyle w:val="Hyperlink"/>
@@ -694,7 +694,7 @@
       <w:r>
         <w:t xml:space="preserve"> — créé — </w:t>
       </w:r>
-      <w:hyperlink w:history="1" r:id="rIdupysvcpoqx1ouqhjct4ah">
+      <w:hyperlink w:history="1" r:id="rIdkyl7ay1svmfpy7ej7j-so">
         <w:r>
           <w:rPr>
             <w:rStyle w:val="Hyperlink"/>
@@ -731,7 +731,7 @@
       <w:r>
         <w:t xml:space="preserve"> — créé — </w:t>
       </w:r>
-      <w:hyperlink w:history="1" r:id="rIdzdprnpzpfmiol3utjw5tf">
+      <w:hyperlink w:history="1" r:id="rId2tfqulfchpwqx2ip3tgrv">
         <w:r>
           <w:rPr>
             <w:rStyle w:val="Hyperlink"/>
@@ -760,7 +760,7 @@
       <w:r>
         <w:t xml:space="preserve"> — modifié — </w:t>
       </w:r>
-      <w:hyperlink w:history="1" r:id="rId6pwdaahbaltwk7u-m6vau">
+      <w:hyperlink w:history="1" r:id="rIdvobrduocm9wej9svzjler">
         <w:r>
           <w:rPr>
             <w:rStyle w:val="Hyperlink"/>
@@ -797,7 +797,7 @@
       <w:r>
         <w:t xml:space="preserve"> — modifié — </w:t>
       </w:r>
-      <w:hyperlink w:history="1" r:id="rIdygqvkzi8g_z3wz-ny3qxz">
+      <w:hyperlink w:history="1" r:id="rIdw4273pluabiqh-nbex6bz">
         <w:r>
           <w:rPr>
             <w:rStyle w:val="Hyperlink"/>
@@ -826,7 +826,7 @@
       <w:r>
         <w:t xml:space="preserve"> — modifié — </w:t>
       </w:r>
-      <w:hyperlink w:history="1" r:id="rIdap-ynhqrtdy1wtf8nh0et">
+      <w:hyperlink w:history="1" r:id="rIdkffqqewibldrtwewjzpev">
         <w:r>
           <w:rPr>
             <w:rStyle w:val="Hyperlink"/>
@@ -863,7 +863,7 @@
       <w:r>
         <w:t xml:space="preserve"> — modifié — </w:t>
       </w:r>
-      <w:hyperlink w:history="1" r:id="rIdniarhw4hx8x51pmcdmjkk">
+      <w:hyperlink w:history="1" r:id="rIdpgdatzlcia1tuzyuweqau">
         <w:r>
           <w:rPr>
             <w:rStyle w:val="Hyperlink"/>
@@ -892,7 +892,7 @@
       <w:r>
         <w:t xml:space="preserve"> — modifié — </w:t>
       </w:r>
-      <w:hyperlink w:history="1" r:id="rIdokcjl9qimhxaw9s3g1d-j">
+      <w:hyperlink w:history="1" r:id="rIdlswfesr5dsbqr4erikoyp">
         <w:r>
           <w:rPr>
             <w:rStyle w:val="Hyperlink"/>
@@ -929,7 +929,7 @@
       <w:r>
         <w:t xml:space="preserve"> — modifié — </w:t>
       </w:r>
-      <w:hyperlink w:history="1" r:id="rIdryp66kf3cymv4n4dyzlja">
+      <w:hyperlink w:history="1" r:id="rIdmhcrskisghmkub_bdqomd">
         <w:r>
           <w:rPr>
             <w:rStyle w:val="Hyperlink"/>
@@ -958,7 +958,7 @@
       <w:r>
         <w:t xml:space="preserve"> — modifié — </w:t>
       </w:r>
-      <w:hyperlink w:history="1" r:id="rIdui-8st8govyyipzh23l5r">
+      <w:hyperlink w:history="1" r:id="rIdjglvvwkpmk8fgv0x1w9rl">
         <w:r>
           <w:rPr>
             <w:rStyle w:val="Hyperlink"/>
@@ -987,7 +987,7 @@
       <w:r>
         <w:t xml:space="preserve"> — modifié — </w:t>
       </w:r>
-      <w:hyperlink w:history="1" r:id="rIduov-5k-vo3rnsdatwlil-">
+      <w:hyperlink w:history="1" r:id="rIdhvzd9pothfusq42u7if10">
         <w:r>
           <w:rPr>
             <w:rStyle w:val="Hyperlink"/>
@@ -1016,7 +1016,7 @@
       <w:r>
         <w:t xml:space="preserve"> — modifié — </w:t>
       </w:r>
-      <w:hyperlink w:history="1" r:id="rIdcoizhv8qnb-nqzt-2drk8">
+      <w:hyperlink w:history="1" r:id="rIdozizx-k6gfsumrahexpf6">
         <w:r>
           <w:rPr>
             <w:rStyle w:val="Hyperlink"/>

--- a/docs/developpement/phases/word/PHASE_69_EXPORTS_DE_LADDITION_LUS_SEULS_ANNULER_UN_IMPORT_DE_CAISSE_CONNECTEE.docx
+++ b/docs/developpement/phases/word/PHASE_69_EXPORTS_DE_LADDITION_LUS_SEULS_ANNULER_UN_IMPORT_DE_CAISSE_CONNECTEE.docx
@@ -20,7 +20,7 @@
       <w:r>
         <w:t xml:space="preserve">FlaiX Expert · dossier de développement · généré le 2026-10-25 depuis le dépôt </w:t>
       </w:r>
-      <w:hyperlink w:history="1" r:id="rIdzng5u4oipgwrgcjwhqn3l">
+      <w:hyperlink w:history="1" r:id="rIdjci7skdn4lak0kfeoqbfr">
         <w:r>
           <w:rPr>
             <w:rStyle w:val="Hyperlink"/>
@@ -646,7 +646,7 @@
           <w:numId w:val="2"/>
         </w:numPr>
       </w:pPr>
-      <w:hyperlink w:history="1" r:id="rIddhucbqmio4qpaksqsrknh">
+      <w:hyperlink w:history="1" r:id="rIdajgyxakhpucawy7oh-oxj">
         <w:r>
           <w:rPr>
             <w:rStyle w:val="Hyperlink"/>
@@ -694,7 +694,7 @@
       <w:r>
         <w:t xml:space="preserve"> — créé — </w:t>
       </w:r>
-      <w:hyperlink w:history="1" r:id="rIdkyl7ay1svmfpy7ej7j-so">
+      <w:hyperlink w:history="1" r:id="rIdu8iou6b5aheptgxiswfm8">
         <w:r>
           <w:rPr>
             <w:rStyle w:val="Hyperlink"/>
@@ -731,7 +731,7 @@
       <w:r>
         <w:t xml:space="preserve"> — créé — </w:t>
       </w:r>
-      <w:hyperlink w:history="1" r:id="rId2tfqulfchpwqx2ip3tgrv">
+      <w:hyperlink w:history="1" r:id="rIdfghp2xu2umzrursjkwjfr">
         <w:r>
           <w:rPr>
             <w:rStyle w:val="Hyperlink"/>
@@ -760,7 +760,7 @@
       <w:r>
         <w:t xml:space="preserve"> — modifié — </w:t>
       </w:r>
-      <w:hyperlink w:history="1" r:id="rIdvobrduocm9wej9svzjler">
+      <w:hyperlink w:history="1" r:id="rIdabfsxvndaeuvfbkfgyc3q">
         <w:r>
           <w:rPr>
             <w:rStyle w:val="Hyperlink"/>
@@ -797,7 +797,7 @@
       <w:r>
         <w:t xml:space="preserve"> — modifié — </w:t>
       </w:r>
-      <w:hyperlink w:history="1" r:id="rIdw4273pluabiqh-nbex6bz">
+      <w:hyperlink w:history="1" r:id="rId-ak-cews2vxcusdn9p_sj">
         <w:r>
           <w:rPr>
             <w:rStyle w:val="Hyperlink"/>
@@ -826,7 +826,7 @@
       <w:r>
         <w:t xml:space="preserve"> — modifié — </w:t>
       </w:r>
-      <w:hyperlink w:history="1" r:id="rIdkffqqewibldrtwewjzpev">
+      <w:hyperlink w:history="1" r:id="rId-wn4rnxb5mihfwomuqnk-">
         <w:r>
           <w:rPr>
             <w:rStyle w:val="Hyperlink"/>
@@ -863,7 +863,7 @@
       <w:r>
         <w:t xml:space="preserve"> — modifié — </w:t>
       </w:r>
-      <w:hyperlink w:history="1" r:id="rIdpgdatzlcia1tuzyuweqau">
+      <w:hyperlink w:history="1" r:id="rId7sps--nmuzrfzrrsk7dma">
         <w:r>
           <w:rPr>
             <w:rStyle w:val="Hyperlink"/>
@@ -892,7 +892,7 @@
       <w:r>
         <w:t xml:space="preserve"> — modifié — </w:t>
       </w:r>
-      <w:hyperlink w:history="1" r:id="rIdlswfesr5dsbqr4erikoyp">
+      <w:hyperlink w:history="1" r:id="rId7clu7qulnn462mj0jd4gt">
         <w:r>
           <w:rPr>
             <w:rStyle w:val="Hyperlink"/>
@@ -929,7 +929,7 @@
       <w:r>
         <w:t xml:space="preserve"> — modifié — </w:t>
       </w:r>
-      <w:hyperlink w:history="1" r:id="rIdmhcrskisghmkub_bdqomd">
+      <w:hyperlink w:history="1" r:id="rIdn57ffaqgbtlzxf-jmg7ec">
         <w:r>
           <w:rPr>
             <w:rStyle w:val="Hyperlink"/>
@@ -958,7 +958,7 @@
       <w:r>
         <w:t xml:space="preserve"> — modifié — </w:t>
       </w:r>
-      <w:hyperlink w:history="1" r:id="rIdjglvvwkpmk8fgv0x1w9rl">
+      <w:hyperlink w:history="1" r:id="rIdtohir-ujkzsf7co7xai8b">
         <w:r>
           <w:rPr>
             <w:rStyle w:val="Hyperlink"/>
@@ -987,7 +987,7 @@
       <w:r>
         <w:t xml:space="preserve"> — modifié — </w:t>
       </w:r>
-      <w:hyperlink w:history="1" r:id="rIdhvzd9pothfusq42u7if10">
+      <w:hyperlink w:history="1" r:id="rId1ifsy_zcy--cihmh8oqmu">
         <w:r>
           <w:rPr>
             <w:rStyle w:val="Hyperlink"/>
@@ -1016,7 +1016,7 @@
       <w:r>
         <w:t xml:space="preserve"> — modifié — </w:t>
       </w:r>
-      <w:hyperlink w:history="1" r:id="rIdozizx-k6gfsumrahexpf6">
+      <w:hyperlink w:history="1" r:id="rIdgfwe1gln8cc_vpuav-kvx">
         <w:r>
           <w:rPr>
             <w:rStyle w:val="Hyperlink"/>
